--- a/AgendaIQ_Elevator_Pitches.docx
+++ b/AgendaIQ_Elevator_Pitches.docx
@@ -75,7 +75,7 @@
           <w:sz w:val="22"/>
           <w:szCs w:val="22"/>
         </w:rPr>
-        <w:t xml:space="preserve">AgendaIQ is a Flask web app I built to turn Miami-Dade's 500-page commission agendas into something the OCA can actually work with in minutes instead of days. When a new agenda drops on Legistar, the app scrapes it, pulls every linked PDF, runs them through PyMuPDF and Tesseract OCR so even scanned documents become searchable text, and then sends each item to the Anthropic Claude API with a structured prompt that extracts the OCA angle — what matters, what to watch, what to flag. Everything lands in a SQLite database with full audit trails, assignment tracking, notes, and a Part 1 debrief workflow. The front end is a single-page Flask app with mobile-responsive HTML, Server-Sent Events for live progress, and native date pickers. It exports to Word and Excel with python-docx and openpyxl. It's deployed on Render.com as a Blueprint — GitHub pushes auto-deploy, a 1-gigabyte persistent disk holds the database and PDF cache, env vars hold the secrets, and HTTP Basic Auth gates the demo. Nightly backups gzip a consistent SQLite snapshot to Backblaze B2. Total run cost is twenty to fifty dollars a month for server plus AI combined, with three built-in optimizations that cut API costs by seventy to ninety percent: smart PDF trimming, prompt caching, and content-hash deduplication. When the county green-lights it, the path to production is SSO via Microsoft MSAL and a swap to managed Postgres — no schema changes required.</w:t>
+        <w:t xml:space="preserve">AgendaIQ is a Flask web app I built to turn Miami-Dade's 500-page commission agendas into something the OCA can actually work with in minutes instead of days. When a new agenda drops on Legistar, the app scrapes it, pulls every linked PDF, runs them through PyMuPDF and Tesseract OCR so even scanned documents become searchable text, and then sends each item to the Anthropic Claude API with a structured prompt that extracts the OCA angle — what matters, what to watch, what to flag. It tracks every item across stages — when something heard at committee shows up on the BCC agenda, it automatically carries forward the researcher's notes and runs a change-detection analysis comparing the two versions so you instantly see what was amended. The full Legistar legislative history is parsed into a timeline for each item. Everything lands in a SQLite database with full audit trails, assignment tracking, notes, and a Part 1 debrief workflow. The front end is a single-page Flask app with mobile-responsive HTML, Server-Sent Events for live progress, and native date pickers. It exports to Word and Excel with python-docx and openpyxl. It's deployed on Render.com as a Blueprint — GitHub pushes auto-deploy, a 1-gigabyte persistent disk holds the database and PDF cache, env vars hold the secrets, and HTTP Basic Auth gates the demo. Nightly backups gzip a consistent SQLite snapshot to Backblaze B2. Total run cost is twenty to fifty dollars a month for server plus AI combined, with three built-in optimizations that cut API costs by seventy to ninety percent: smart PDF trimming, prompt caching, and content-hash deduplication. When the county green-lights it, the path to production is SSO via Microsoft MSAL and a swap to managed Postgres — no schema changes required.</w:t>
       </w:r>
     </w:p>
     <w:p>
@@ -558,6 +558,162 @@
           <w:szCs w:val="22"/>
         </w:rPr>
         <w:t xml:space="preserve">, assignment tracking, notes, and a Part 1 debrief workflow.</w:t>
+      </w:r>
+    </w:p>
+    <w:p>
+      <w:pPr>
+        <w:spacing w:after="200" w:line="340"/>
+      </w:pPr>
+      <w:r>
+        <w:rPr>
+          <w:sz w:val="22"/>
+          <w:szCs w:val="22"/>
+        </w:rPr>
+        <w:t xml:space="preserve">It tracks every item across stages — when something heard at committee shows up on the </w:t>
+      </w:r>
+      <w:r>
+        <w:rPr>
+          <w:b/>
+          <w:bCs/>
+          <w:color w:val="003087"/>
+          <w:sz w:val="22"/>
+          <w:szCs w:val="22"/>
+        </w:rPr>
+        <w:t xml:space="preserve">BCC agenda</w:t>
+      </w:r>
+      <w:r>
+        <w:rPr>
+          <w:i/>
+          <w:iCs/>
+          <w:color w:val="6B7280"/>
+          <w:sz w:val="22"/>
+          <w:szCs w:val="22"/>
+        </w:rPr>
+        <w:t xml:space="preserve"> — </w:t>
+      </w:r>
+      <w:r>
+        <w:rPr>
+          <w:i/>
+          <w:iCs/>
+          <w:color w:val="6B7280"/>
+          <w:sz w:val="22"/>
+          <w:szCs w:val="22"/>
+        </w:rPr>
+        <w:t xml:space="preserve">the Board of County Commissioners agenda — the final, full-board meeting where items get voted on</w:t>
+      </w:r>
+      <w:r>
+        <w:rPr>
+          <w:sz w:val="22"/>
+          <w:szCs w:val="22"/>
+        </w:rPr>
+        <w:t xml:space="preserve"> </w:t>
+      </w:r>
+      <w:r>
+        <w:rPr>
+          <w:sz w:val="22"/>
+          <w:szCs w:val="22"/>
+        </w:rPr>
+        <w:t xml:space="preserve">, it automatically carries forward the researcher's notes and runs a </w:t>
+      </w:r>
+      <w:r>
+        <w:rPr>
+          <w:b/>
+          <w:bCs/>
+          <w:color w:val="003087"/>
+          <w:sz w:val="22"/>
+          <w:szCs w:val="22"/>
+        </w:rPr>
+        <w:t xml:space="preserve">change-detection analysis</w:t>
+      </w:r>
+      <w:r>
+        <w:rPr>
+          <w:i/>
+          <w:iCs/>
+          <w:color w:val="6B7280"/>
+          <w:sz w:val="22"/>
+          <w:szCs w:val="22"/>
+        </w:rPr>
+        <w:t xml:space="preserve"> — </w:t>
+      </w:r>
+      <w:r>
+        <w:rPr>
+          <w:i/>
+          <w:iCs/>
+          <w:color w:val="6B7280"/>
+          <w:sz w:val="22"/>
+          <w:szCs w:val="22"/>
+        </w:rPr>
+        <w:t xml:space="preserve">an AI comparison of the committee version and the BCC version that flags what was amended — dollar amounts, conditions, scope, added or removed sections</w:t>
+      </w:r>
+      <w:r>
+        <w:rPr>
+          <w:sz w:val="22"/>
+          <w:szCs w:val="22"/>
+        </w:rPr>
+        <w:t xml:space="preserve"> </w:t>
+      </w:r>
+      <w:r>
+        <w:rPr>
+          <w:sz w:val="22"/>
+          <w:szCs w:val="22"/>
+        </w:rPr>
+        <w:t xml:space="preserve"> comparing the two versions so you instantly see what was amended.</w:t>
+      </w:r>
+    </w:p>
+    <w:p>
+      <w:pPr>
+        <w:spacing w:after="200" w:line="340"/>
+      </w:pPr>
+      <w:r>
+        <w:rPr>
+          <w:sz w:val="22"/>
+          <w:szCs w:val="22"/>
+        </w:rPr>
+        <w:t xml:space="preserve">The full </w:t>
+      </w:r>
+      <w:r>
+        <w:rPr>
+          <w:b/>
+          <w:bCs/>
+          <w:color w:val="003087"/>
+          <w:sz w:val="22"/>
+          <w:szCs w:val="22"/>
+        </w:rPr>
+        <w:t xml:space="preserve">Legistar legislative history</w:t>
+      </w:r>
+      <w:r>
+        <w:rPr>
+          <w:i/>
+          <w:iCs/>
+          <w:color w:val="6B7280"/>
+          <w:sz w:val="22"/>
+          <w:szCs w:val="22"/>
+        </w:rPr>
+        <w:t xml:space="preserve"> — </w:t>
+      </w:r>
+      <w:r>
+        <w:rPr>
+          <w:i/>
+          <w:iCs/>
+          <w:color w:val="6B7280"/>
+          <w:sz w:val="22"/>
+          <w:szCs w:val="22"/>
+        </w:rPr>
+        <w:t xml:space="preserve">Legistar keeps a record of every action taken on an item — who heard it, when, what they did — from first filing through final vote</w:t>
+      </w:r>
+      <w:r>
+        <w:rPr>
+          <w:sz w:val="22"/>
+          <w:szCs w:val="22"/>
+        </w:rPr>
+        <w:t xml:space="preserve"> </w:t>
+      </w:r>
+      <w:r>
+        <w:rPr>
+          <w:sz w:val="22"/>
+          <w:szCs w:val="22"/>
+        </w:rPr>
+        <w:t xml:space="preserve"> is parsed into a timeline for each item.</w:t>
       </w:r>
     </w:p>
     <w:p>

--- a/AgendaIQ_Elevator_Pitches.docx
+++ b/AgendaIQ_Elevator_Pitches.docx
@@ -75,7 +75,7 @@
           <w:sz w:val="22"/>
           <w:szCs w:val="22"/>
         </w:rPr>
-        <w:t xml:space="preserve">AgendaIQ is a Flask web app I built to turn Miami-Dade's 500-page commission agendas into something the OCA can actually work with in minutes instead of days. When a new agenda drops on Legistar, the app scrapes it, pulls every linked PDF, runs them through PyMuPDF and Tesseract OCR so even scanned documents become searchable text, and then sends each item to the Anthropic Claude API with a structured prompt that extracts the OCA angle — what matters, what to watch, what to flag. It tracks every item across stages — when something heard at committee shows up on the BCC agenda, it automatically carries forward the researcher's notes and runs a change-detection analysis comparing the two versions so you instantly see what was amended. The full Legistar legislative history is parsed into a timeline for each item. Everything lands in a SQLite database with full audit trails, assignment tracking, notes, and a Part 1 debrief workflow. The front end is a single-page Flask app with mobile-responsive HTML, Server-Sent Events for live progress, and native date pickers. It exports to Word and Excel with python-docx and openpyxl. It's deployed on Render.com as a Blueprint — GitHub pushes auto-deploy, a 1-gigabyte persistent disk holds the database and PDF cache, env vars hold the secrets, and HTTP Basic Auth gates the demo. Nightly backups gzip a consistent SQLite snapshot to Backblaze B2. Total run cost is twenty to fifty dollars a month for server plus AI combined, with three built-in optimizations that cut API costs by seventy to ninety percent: smart PDF trimming, prompt caching, and content-hash deduplication. When the county green-lights it, the path to production is SSO via Microsoft MSAL and a swap to managed Postgres — no schema changes required.</w:t>
+        <w:t xml:space="preserve">AgendaIQ is a Flask web app I built to turn Miami-Dade's 500-page commission agendas into something the OCA can actually work with in minutes instead of days. When a new agenda drops on Legistar, the app scrapes it, pulls every linked PDF, runs them through PyMuPDF and Tesseract OCR so even scanned documents become searchable text, and then sends each item to the Anthropic Claude API with a structured prompt that extracts the OCA angle — what matters, what to watch, what to flag. It tracks every item across stages — when something heard at committee shows up on the BCC agenda, it automatically carries forward the researcher's notes and runs a change-detection analysis comparing the two versions so you instantly see what was amended. The full Legistar legislative history is parsed into a timeline for each item. Everything lands in a SQLite database with full audit trails, assignment tracking, notes, and a Part 1 debrief workflow. The front end is a single-page Flask app with mobile-responsive HTML, Server-Sent Events for live progress, and native date pickers. It exports to Word and Excel with python-docx and openpyxl. It's deployed on Render.com as a Blueprint — GitHub pushes auto-deploy, a 1-gigabyte persistent disk holds the database and PDF cache, env vars hold the secrets, and HTTP Basic Auth gates the demo. Nightly backups gzip a consistent SQLite snapshot to Backblaze B2. Total run cost is twenty to fifty dollars a month for server plus AI combined, with three built-in optimizations that cut API costs by seventy to ninety percent: smart PDF trimming, prompt caching, and content-hash deduplication. When the county green-lights it, the path to production is SSO via Microsoft MSAL and a swap to managed Postgres — no schema changes required. And because SSO uses the same Microsoft Graph token, the next step after that is a two-way sync with Microsoft Planner so agenda item assignments, statuses, and due dates show up in the Director's Planner dashboard alongside every other OCA project — no double entry, no tab-switching.</w:t>
       </w:r>
     </w:p>
     <w:p>
@@ -1478,6 +1478,106 @@
           <w:szCs w:val="22"/>
         </w:rPr>
         <w:t xml:space="preserve"> — no schema changes required.</w:t>
+      </w:r>
+    </w:p>
+    <w:p>
+      <w:pPr>
+        <w:spacing w:after="200" w:line="340"/>
+      </w:pPr>
+      <w:r>
+        <w:rPr>
+          <w:sz w:val="22"/>
+          <w:szCs w:val="22"/>
+        </w:rPr>
+        <w:t xml:space="preserve">And because SSO uses the same </w:t>
+      </w:r>
+      <w:r>
+        <w:rPr>
+          <w:b/>
+          <w:bCs/>
+          <w:color w:val="003087"/>
+          <w:sz w:val="22"/>
+          <w:szCs w:val="22"/>
+        </w:rPr>
+        <w:t xml:space="preserve">Microsoft Graph</w:t>
+      </w:r>
+      <w:r>
+        <w:rPr>
+          <w:i/>
+          <w:iCs/>
+          <w:color w:val="6B7280"/>
+          <w:sz w:val="22"/>
+          <w:szCs w:val="22"/>
+        </w:rPr>
+        <w:t xml:space="preserve"> — </w:t>
+      </w:r>
+      <w:r>
+        <w:rPr>
+          <w:i/>
+          <w:iCs/>
+          <w:color w:val="6B7280"/>
+          <w:sz w:val="22"/>
+          <w:szCs w:val="22"/>
+        </w:rPr>
+        <w:t xml:space="preserve">Microsoft Graph is the single API that connects to all of Microsoft 365 — email, calendar, Teams, Planner, SharePoint, everything — using one login</w:t>
+      </w:r>
+      <w:r>
+        <w:rPr>
+          <w:sz w:val="22"/>
+          <w:szCs w:val="22"/>
+        </w:rPr>
+        <w:t xml:space="preserve"> </w:t>
+      </w:r>
+      <w:r>
+        <w:rPr>
+          <w:sz w:val="22"/>
+          <w:szCs w:val="22"/>
+        </w:rPr>
+        <w:t xml:space="preserve"> token, the next step is a two-way sync with </w:t>
+      </w:r>
+      <w:r>
+        <w:rPr>
+          <w:b/>
+          <w:bCs/>
+          <w:color w:val="003087"/>
+          <w:sz w:val="22"/>
+          <w:szCs w:val="22"/>
+        </w:rPr>
+        <w:t xml:space="preserve">Microsoft Planner</w:t>
+      </w:r>
+      <w:r>
+        <w:rPr>
+          <w:i/>
+          <w:iCs/>
+          <w:color w:val="6B7280"/>
+          <w:sz w:val="22"/>
+          <w:szCs w:val="22"/>
+        </w:rPr>
+        <w:t xml:space="preserve"> — </w:t>
+      </w:r>
+      <w:r>
+        <w:rPr>
+          <w:i/>
+          <w:iCs/>
+          <w:color w:val="6B7280"/>
+          <w:sz w:val="22"/>
+          <w:szCs w:val="22"/>
+        </w:rPr>
+        <w:t xml:space="preserve">Planner is the task-management tool already in your Microsoft 365 suite — the Director uses it to track all OCA projects in one dashboard</w:t>
+      </w:r>
+      <w:r>
+        <w:rPr>
+          <w:sz w:val="22"/>
+          <w:szCs w:val="22"/>
+        </w:rPr>
+        <w:t xml:space="preserve"> </w:t>
+      </w:r>
+      <w:r>
+        <w:rPr>
+          <w:sz w:val="22"/>
+          <w:szCs w:val="22"/>
+        </w:rPr>
+        <w:t xml:space="preserve"> so agenda item assignments, statuses, and due dates show up in the Director's Planner dashboard alongside every other OCA project — no double entry, no tab-switching.</w:t>
       </w:r>
     </w:p>
     <w:p>
@@ -2380,6 +2480,74 @@
           <w:szCs w:val="22"/>
         </w:rPr>
         <w:t xml:space="preserve">Heavier database that Render runs for you.</w:t>
+      </w:r>
+    </w:p>
+    <w:p>
+      <w:pPr>
+        <w:pStyle w:val="ListParagraph"/>
+        <w:numPr>
+          <w:ilvl w:val="0"/>
+          <w:numId w:val="2"/>
+        </w:numPr>
+        <w:spacing w:after="100" w:line="300"/>
+      </w:pPr>
+      <w:r>
+        <w:rPr>
+          <w:b/>
+          <w:bCs/>
+          <w:color w:val="003087"/>
+          <w:sz w:val="22"/>
+          <w:szCs w:val="22"/>
+        </w:rPr>
+        <w:t xml:space="preserve">Microsoft Graph</w:t>
+      </w:r>
+      <w:r>
+        <w:rPr>
+          <w:sz w:val="22"/>
+          <w:szCs w:val="22"/>
+        </w:rPr>
+        <w:t xml:space="preserve"> — </w:t>
+      </w:r>
+      <w:r>
+        <w:rPr>
+          <w:sz w:val="22"/>
+          <w:szCs w:val="22"/>
+        </w:rPr>
+        <w:t xml:space="preserve">One API that talks to all of Microsoft 365.</w:t>
+      </w:r>
+    </w:p>
+    <w:p>
+      <w:pPr>
+        <w:pStyle w:val="ListParagraph"/>
+        <w:numPr>
+          <w:ilvl w:val="0"/>
+          <w:numId w:val="2"/>
+        </w:numPr>
+        <w:spacing w:after="100" w:line="300"/>
+      </w:pPr>
+      <w:r>
+        <w:rPr>
+          <w:b/>
+          <w:bCs/>
+          <w:color w:val="003087"/>
+          <w:sz w:val="22"/>
+          <w:szCs w:val="22"/>
+        </w:rPr>
+        <w:t xml:space="preserve">Microsoft Planner sync</w:t>
+      </w:r>
+      <w:r>
+        <w:rPr>
+          <w:sz w:val="22"/>
+          <w:szCs w:val="22"/>
+        </w:rPr>
+        <w:t xml:space="preserve"> — </w:t>
+      </w:r>
+      <w:r>
+        <w:rPr>
+          <w:sz w:val="22"/>
+          <w:szCs w:val="22"/>
+        </w:rPr>
+        <w:t xml:space="preserve">Agenda item tasks auto-appear in the Director's Planner board.</w:t>
       </w:r>
     </w:p>
     <w:sectPr>

--- a/AgendaIQ_Elevator_Pitches.docx
+++ b/AgendaIQ_Elevator_Pitches.docx
@@ -75,7 +75,7 @@
           <w:sz w:val="22"/>
           <w:szCs w:val="22"/>
         </w:rPr>
-        <w:t xml:space="preserve">AgendaIQ is a Flask web app I built to turn Miami-Dade's 500-page commission agendas into something the OCA can actually work with in minutes instead of days. When a new agenda drops on Legistar, the app scrapes it, pulls every linked PDF, runs them through PyMuPDF and Tesseract OCR so even scanned documents become searchable text, and then sends each item to the Anthropic Claude API with a structured prompt that extracts the OCA angle — what matters, what to watch, what to flag. It tracks every item across stages — when something heard at committee shows up on the BCC agenda, it automatically carries forward the researcher's notes and runs a change-detection analysis comparing the two versions so you instantly see what was amended. The full Legistar legislative history is parsed into a timeline for each item. Everything lands in a SQLite database with full audit trails, assignment tracking, notes, and a Part 1 debrief workflow. The front end is a single-page Flask app with mobile-responsive HTML, Server-Sent Events for live progress, and native date pickers. It exports to Word and Excel with python-docx and openpyxl. It's deployed on Render.com as a Blueprint — GitHub pushes auto-deploy, a 1-gigabyte persistent disk holds the database and PDF cache, env vars hold the secrets, and HTTP Basic Auth gates the demo. Nightly backups gzip a consistent SQLite snapshot to Backblaze B2. Total run cost is twenty to fifty dollars a month for server plus AI combined, with three built-in optimizations that cut API costs by seventy to ninety percent: smart PDF trimming, prompt caching, and content-hash deduplication. When the county green-lights it, the path to production is SSO via Microsoft MSAL and a swap to managed Postgres — no schema changes required. And because SSO uses the same Microsoft Graph token, the next step after that is a two-way sync with Microsoft Planner so agenda item assignments, statuses, and due dates show up in the Director's Planner dashboard alongside every other OCA project — no double entry, no tab-switching.</w:t>
+        <w:t xml:space="preserve">AgendaIQ is a Flask web app I built to turn Miami-Dade's commission agendas — 80 to 150 items each, with backing PDFs — into something the OCA can actually work with in minutes instead of days. When a new agenda drops on Legistar, the app scrapes it, pulls every linked PDF, runs them through PyMuPDF and Tesseract OCR so even scanned documents become searchable text, and then sends each item to the Anthropic Claude API with a structured prompt that extracts the OCA angle — what matters, what to watch, what to flag. It tracks every item across stages — when something heard at committee shows up on the BCC agenda, it automatically carries forward the researcher's notes and runs a change-detection analysis comparing the two versions so you instantly see what was amended. The full Legistar legislative history is parsed into a timeline for each item. Everything lands in a SQLite database with full audit trails, assignment tracking, notes, and a Part 1 debrief workflow. The front end is a single-page Flask app with mobile-responsive HTML, Server-Sent Events for live progress, and native date pickers. It exports to Word and Excel with python-docx and openpyxl. It's deployed on Render.com as a Blueprint — GitHub pushes auto-deploy, a 1-gigabyte persistent disk holds the database and PDF cache, env vars hold the secrets, and HTTP Basic Auth gates the demo. Nightly backups gzip a consistent SQLite snapshot to Backblaze B2. Total run cost is twenty to fifty dollars a month for server plus AI combined, with three built-in optimizations that cut API costs by seventy to ninety percent: smart PDF trimming, prompt caching, and content-hash deduplication. When the county green-lights it, the path to production is SSO via Microsoft MSAL and a swap to managed Postgres — no schema changes required. And because SSO uses the same Microsoft Graph token, the next step after that is a two-way sync with Microsoft Planner so agenda item assignments, statuses, and due dates show up in the Director's Planner dashboard alongside every other OCA project — no double entry, no tab-switching.</w:t>
       </w:r>
     </w:p>
     <w:p>
@@ -169,7 +169,7 @@
           <w:sz w:val="22"/>
           <w:szCs w:val="22"/>
         </w:rPr>
-        <w:t xml:space="preserve"> web app I built to turn Miami-Dade's 500-page commission agendas into something the OCA can actually work with in minutes instead of days.</w:t>
+        <w:t xml:space="preserve"> web app I built to turn Miami-Dade's commission agendas — 80 to 150 items each, with backing PDFs — into something the OCA can actually work with in minutes instead of days.</w:t>
       </w:r>
     </w:p>
     <w:p>
